--- a/최종산출물/3.수행일지/4조 11월 3주차 수행일지 1107.docx
+++ b/최종산출물/3.수행일지/4조 11월 3주차 수행일지 1107.docx
@@ -343,7 +343,6 @@
                 <w:tag w:val="goog_rdk_0"/>
                 <w:id w:val="1673375248"/>
               </w:sdtPr>
-              <w:sdtEndPr/>
               <w:sdtContent>
                 <w:r>
                   <w:rPr>
@@ -431,7 +430,25 @@
                 <w:sz w:val="20"/>
                 <w:szCs w:val="20"/>
               </w:rPr>
-              <w:t>, 이준범,</w:t>
+              <w:t xml:space="preserve">, </w:t>
+            </w:r>
+            <w:proofErr w:type="spellStart"/>
+            <w:r>
+              <w:rPr>
+                <w:rFonts w:ascii="맑은 고딕" w:eastAsia="맑은 고딕" w:hAnsi="맑은 고딕" w:cs="맑은 고딕" w:hint="eastAsia"/>
+                <w:sz w:val="20"/>
+                <w:szCs w:val="20"/>
+              </w:rPr>
+              <w:t>이준범</w:t>
+            </w:r>
+            <w:proofErr w:type="spellEnd"/>
+            <w:r>
+              <w:rPr>
+                <w:rFonts w:ascii="맑은 고딕" w:eastAsia="맑은 고딕" w:hAnsi="맑은 고딕" w:cs="맑은 고딕" w:hint="eastAsia"/>
+                <w:sz w:val="20"/>
+                <w:szCs w:val="20"/>
+              </w:rPr>
+              <w:t>,</w:t>
             </w:r>
             <w:r>
               <w:rPr>
@@ -5783,25 +5800,7 @@
                 <w:b/>
                 <w:lang w:val="en-US"/>
               </w:rPr>
-              <w:t>/</w:t>
-            </w:r>
-            <w:proofErr w:type="spellStart"/>
-            <w:r>
-              <w:rPr>
-                <w:rFonts w:ascii="맑은 고딕" w:eastAsia="맑은 고딕" w:hAnsi="맑은 고딕" w:cs="맑은 고딕"/>
-                <w:b/>
-                <w:lang w:val="en-US"/>
-              </w:rPr>
-              <w:t>admin</w:t>
-            </w:r>
-            <w:proofErr w:type="spellEnd"/>
-            <w:r>
-              <w:rPr>
-                <w:rFonts w:ascii="맑은 고딕" w:eastAsia="맑은 고딕" w:hAnsi="맑은 고딕" w:cs="맑은 고딕"/>
-                <w:b/>
-                <w:lang w:val="en-US"/>
-              </w:rPr>
-              <w:t>/</w:t>
+              <w:t>/admin/</w:t>
             </w:r>
             <w:proofErr w:type="spellStart"/>
             <w:r>
@@ -5869,25 +5868,7 @@
                 <w:b/>
                 <w:lang w:val="en-US"/>
               </w:rPr>
-              <w:t>/</w:t>
-            </w:r>
-            <w:proofErr w:type="spellStart"/>
-            <w:r>
-              <w:rPr>
-                <w:rFonts w:ascii="맑은 고딕" w:eastAsia="맑은 고딕" w:hAnsi="맑은 고딕" w:cs="맑은 고딕"/>
-                <w:b/>
-                <w:lang w:val="en-US"/>
-              </w:rPr>
-              <w:t>admin</w:t>
-            </w:r>
-            <w:proofErr w:type="spellEnd"/>
-            <w:r>
-              <w:rPr>
-                <w:rFonts w:ascii="맑은 고딕" w:eastAsia="맑은 고딕" w:hAnsi="맑은 고딕" w:cs="맑은 고딕"/>
-                <w:b/>
-                <w:lang w:val="en-US"/>
-              </w:rPr>
-              <w:t>/</w:t>
+              <w:t>/admin/</w:t>
             </w:r>
             <w:proofErr w:type="spellStart"/>
             <w:r>
@@ -5973,25 +5954,7 @@
                 <w:b/>
                 <w:lang w:val="en-US"/>
               </w:rPr>
-              <w:t>/</w:t>
-            </w:r>
-            <w:proofErr w:type="spellStart"/>
-            <w:r>
-              <w:rPr>
-                <w:rFonts w:ascii="맑은 고딕" w:eastAsia="맑은 고딕" w:hAnsi="맑은 고딕" w:cs="맑은 고딕"/>
-                <w:b/>
-                <w:lang w:val="en-US"/>
-              </w:rPr>
-              <w:t>admin</w:t>
-            </w:r>
-            <w:proofErr w:type="spellEnd"/>
-            <w:r>
-              <w:rPr>
-                <w:rFonts w:ascii="맑은 고딕" w:eastAsia="맑은 고딕" w:hAnsi="맑은 고딕" w:cs="맑은 고딕"/>
-                <w:b/>
-                <w:lang w:val="en-US"/>
-              </w:rPr>
-              <w:t>/</w:t>
+              <w:t>/admin/</w:t>
             </w:r>
             <w:proofErr w:type="spellStart"/>
             <w:r>
@@ -7233,6 +7196,111 @@
                 <w:b/>
               </w:rPr>
             </w:pPr>
+            <w:proofErr w:type="spellStart"/>
+            <w:r>
+              <w:rPr>
+                <w:rFonts w:ascii="맑은 고딕" w:eastAsia="맑은 고딕" w:hAnsi="맑은 고딕" w:cs="맑은 고딕" w:hint="eastAsia"/>
+                <w:b/>
+              </w:rPr>
+              <w:t>Front</w:t>
+            </w:r>
+            <w:proofErr w:type="spellEnd"/>
+            <w:r>
+              <w:rPr>
+                <w:rFonts w:ascii="맑은 고딕" w:eastAsia="맑은 고딕" w:hAnsi="맑은 고딕" w:cs="맑은 고딕" w:hint="eastAsia"/>
+                <w:b/>
+              </w:rPr>
+              <w:t xml:space="preserve"> 부분 잘 진행되고 있는 것 같습니다 </w:t>
+            </w:r>
+          </w:p>
+          <w:p>
+            <w:pPr>
+              <w:spacing w:before="240" w:after="240"/>
+              <w:rPr>
+                <w:rFonts w:ascii="맑은 고딕" w:eastAsia="맑은 고딕" w:hAnsi="맑은 고딕" w:cs="맑은 고딕"/>
+                <w:b/>
+              </w:rPr>
+            </w:pPr>
+            <w:proofErr w:type="spellStart"/>
+            <w:r>
+              <w:rPr>
+                <w:rFonts w:ascii="맑은 고딕" w:eastAsia="맑은 고딕" w:hAnsi="맑은 고딕" w:cs="맑은 고딕" w:hint="eastAsia"/>
+                <w:b/>
+              </w:rPr>
+              <w:t>data</w:t>
+            </w:r>
+            <w:proofErr w:type="spellEnd"/>
+            <w:r>
+              <w:rPr>
+                <w:rFonts w:ascii="맑은 고딕" w:eastAsia="맑은 고딕" w:hAnsi="맑은 고딕" w:cs="맑은 고딕" w:hint="eastAsia"/>
+                <w:b/>
+              </w:rPr>
+              <w:t xml:space="preserve"> 연결할 때 </w:t>
+            </w:r>
+            <w:proofErr w:type="spellStart"/>
+            <w:r>
+              <w:rPr>
+                <w:rFonts w:ascii="맑은 고딕" w:eastAsia="맑은 고딕" w:hAnsi="맑은 고딕" w:cs="맑은 고딕" w:hint="eastAsia"/>
+                <w:b/>
+              </w:rPr>
+              <w:t>변수명등으로</w:t>
+            </w:r>
+            <w:proofErr w:type="spellEnd"/>
+            <w:r>
+              <w:rPr>
+                <w:rFonts w:ascii="맑은 고딕" w:eastAsia="맑은 고딕" w:hAnsi="맑은 고딕" w:cs="맑은 고딕" w:hint="eastAsia"/>
+                <w:b/>
+              </w:rPr>
+              <w:t xml:space="preserve"> 오류가 발생할 수 있으므로 </w:t>
+            </w:r>
+            <w:proofErr w:type="spellStart"/>
+            <w:r>
+              <w:rPr>
+                <w:rFonts w:ascii="맑은 고딕" w:eastAsia="맑은 고딕" w:hAnsi="맑은 고딕" w:cs="맑은 고딕" w:hint="eastAsia"/>
+                <w:b/>
+              </w:rPr>
+              <w:t>backend</w:t>
+            </w:r>
+            <w:proofErr w:type="spellEnd"/>
+            <w:r>
+              <w:rPr>
+                <w:rFonts w:ascii="맑은 고딕" w:eastAsia="맑은 고딕" w:hAnsi="맑은 고딕" w:cs="맑은 고딕" w:hint="eastAsia"/>
+                <w:b/>
+              </w:rPr>
+              <w:t xml:space="preserve">쪽도 작업해가면서 같이 진행하면 좋을 것 같습니다(단, </w:t>
+            </w:r>
+            <w:proofErr w:type="spellStart"/>
+            <w:r>
+              <w:rPr>
+                <w:rFonts w:ascii="맑은 고딕" w:eastAsia="맑은 고딕" w:hAnsi="맑은 고딕" w:cs="맑은 고딕" w:hint="eastAsia"/>
+                <w:b/>
+              </w:rPr>
+              <w:t>권장사항이므로</w:t>
+            </w:r>
+            <w:proofErr w:type="spellEnd"/>
+            <w:r>
+              <w:rPr>
+                <w:rFonts w:ascii="맑은 고딕" w:eastAsia="맑은 고딕" w:hAnsi="맑은 고딕" w:cs="맑은 고딕" w:hint="eastAsia"/>
+                <w:b/>
+              </w:rPr>
+              <w:t xml:space="preserve"> 팀 사정에 따라 진행하시면 됩니다)</w:t>
+            </w:r>
+          </w:p>
+          <w:p>
+            <w:pPr>
+              <w:spacing w:before="240" w:after="240"/>
+              <w:rPr>
+                <w:rFonts w:ascii="맑은 고딕" w:eastAsia="맑은 고딕" w:hAnsi="맑은 고딕" w:cs="맑은 고딕" w:hint="eastAsia"/>
+                <w:b/>
+              </w:rPr>
+            </w:pPr>
+            <w:r>
+              <w:rPr>
+                <w:rFonts w:ascii="맑은 고딕" w:eastAsia="맑은 고딕" w:hAnsi="맑은 고딕" w:cs="맑은 고딕" w:hint="eastAsia"/>
+                <w:b/>
+              </w:rPr>
+              <w:t>글씨 가독성을 좀 높이기 위해서 글자 색상과 크기를 좀 조정하면 좋을 것 같습니다</w:t>
+            </w:r>
           </w:p>
         </w:tc>
       </w:tr>
@@ -12690,28 +12758,28 @@
 </file>
 
 <file path=customXml/item1.xml><?xml version="1.0" encoding="utf-8"?>
-<b:Sources xmlns:b="http://schemas.openxmlformats.org/officeDocument/2006/bibliography" xmlns="http://schemas.openxmlformats.org/officeDocument/2006/bibliography" SelectedStyle="\APASixthEditionOfficeOnline.xsl" StyleName="APA" Version="6"/>
-</file>
-
-<file path=customXml/item2.xml><?xml version="1.0" encoding="utf-8"?>
 <go:gDocsCustomXmlDataStorage xmlns:go="http://customooxmlschemas.google.com/" xmlns:r="http://schemas.openxmlformats.org/officeDocument/2006/relationships">
   <go:docsCustomData xmlns:go="http://customooxmlschemas.google.com/" roundtripDataSignature="AMtx7mgG/cSs2v0g/KffTDcKBHwQpLhUpg==">AMUW2mVVmTVv7lE15yjU4k/ee2Bz4iO6yyWD9Cw6eLR8uOA6hzRemKI0bwZj8am1IMeN5qdc9RXnyhhlvquxrx7Kl9iU076FbOstfL02BuJFpuLSF40D7wQI9S3nLneUb4n8Dp87lRqgl75t91wd7zPbxJGPOjwYOvF1DhqDnE3Udh3Atvpw3f5mgSanOt7o9D0OoQays68K7KCeMDYWtTNUFhDY1bw6hgy7GLMTR/b92Sqyd2ad/gKZahrQezKDeJwoVg2e3SGFRTvrPvDCJxEPHbafCXoCaoXH+LZ4Sw/QlUPPMMPO32EO2UY9QVONpSNtZNP5MAUB</go:docsCustomData>
 </go:gDocsCustomXmlDataStorage>
 </file>
 
-<file path=customXml/itemProps1.xml><?xml version="1.0" encoding="utf-8"?>
-<ds:datastoreItem xmlns:ds="http://schemas.openxmlformats.org/officeDocument/2006/customXml" ds:itemID="{C65363CB-C353-4729-86B0-9D2CC85717BA}">
-  <ds:schemaRefs>
-    <ds:schemaRef ds:uri="http://schemas.openxmlformats.org/officeDocument/2006/bibliography"/>
-  </ds:schemaRefs>
-</ds:datastoreItem>
+<file path=customXml/item2.xml><?xml version="1.0" encoding="utf-8"?>
+<b:Sources xmlns:b="http://schemas.openxmlformats.org/officeDocument/2006/bibliography" xmlns="http://schemas.openxmlformats.org/officeDocument/2006/bibliography" SelectedStyle="\APASixthEditionOfficeOnline.xsl" StyleName="APA" Version="6"/>
 </file>
 
-<file path=customXml/itemProps2.xml><?xml version="1.0" encoding="utf-8"?>
+<file path=customXml/itemProps1.xml><?xml version="1.0" encoding="utf-8"?>
 <ds:datastoreItem xmlns:ds="http://schemas.openxmlformats.org/officeDocument/2006/customXml" ds:itemID="{11111111-1234-1234-1234-123412341234}">
   <ds:schemaRefs>
     <ds:schemaRef ds:uri="http://customooxmlschemas.google.com/"/>
     <ds:schemaRef ds:uri="http://schemas.openxmlformats.org/officeDocument/2006/relationships"/>
   </ds:schemaRefs>
 </ds:datastoreItem>
+</file>
+
+<file path=customXml/itemProps2.xml><?xml version="1.0" encoding="utf-8"?>
+<ds:datastoreItem xmlns:ds="http://schemas.openxmlformats.org/officeDocument/2006/customXml" ds:itemID="{C65363CB-C353-4729-86B0-9D2CC85717BA}">
+  <ds:schemaRefs>
+    <ds:schemaRef ds:uri="http://schemas.openxmlformats.org/officeDocument/2006/bibliography"/>
+  </ds:schemaRefs>
+</ds:datastoreItem>
 </file>